--- a/Portfolio Document.docx
+++ b/Portfolio Document.docx
@@ -12,18 +12,33 @@
         </w:rPr>
       </w:pPr>
       <w:r>
+        <w:rPr>
+          <w:rFonts w:ascii="Times New Roman" w:hAnsi="Times New Roman" w:cs="Times New Roman"/>
+        </w:rPr>
         <w:tab/>
       </w:r>
       <w:r>
+        <w:rPr>
+          <w:rFonts w:ascii="Times New Roman" w:hAnsi="Times New Roman" w:cs="Times New Roman"/>
+        </w:rPr>
         <w:tab/>
       </w:r>
       <w:r>
+        <w:rPr>
+          <w:rFonts w:ascii="Times New Roman" w:hAnsi="Times New Roman" w:cs="Times New Roman"/>
+        </w:rPr>
         <w:tab/>
       </w:r>
       <w:r>
+        <w:rPr>
+          <w:rFonts w:ascii="Times New Roman" w:hAnsi="Times New Roman" w:cs="Times New Roman"/>
+        </w:rPr>
         <w:tab/>
       </w:r>
       <w:r>
+        <w:rPr>
+          <w:rFonts w:ascii="Times New Roman" w:hAnsi="Times New Roman" w:cs="Times New Roman"/>
+        </w:rPr>
         <w:tab/>
       </w:r>
       <w:r>
@@ -56,6 +71,7 @@
         <w:rPr>
           <w:rStyle w:val="Strong"/>
           <w:rFonts w:ascii="Times New Roman" w:hAnsi="Times New Roman" w:cs="Times New Roman"/>
+          <w:b w:val="0"/>
           <w:sz w:val="28"/>
           <w:szCs w:val="28"/>
         </w:rPr>
@@ -73,6 +89,7 @@
         <w:rPr>
           <w:rStyle w:val="Strong"/>
           <w:rFonts w:ascii="Times New Roman" w:hAnsi="Times New Roman" w:cs="Times New Roman"/>
+          <w:b w:val="0"/>
           <w:sz w:val="28"/>
           <w:szCs w:val="28"/>
         </w:rPr>
@@ -90,6 +107,7 @@
         <w:rPr>
           <w:rStyle w:val="Strong"/>
           <w:rFonts w:ascii="Times New Roman" w:hAnsi="Times New Roman" w:cs="Times New Roman"/>
+          <w:b w:val="0"/>
           <w:sz w:val="28"/>
           <w:szCs w:val="28"/>
         </w:rPr>
@@ -107,6 +125,7 @@
         <w:rPr>
           <w:rStyle w:val="Strong"/>
           <w:rFonts w:ascii="Times New Roman" w:hAnsi="Times New Roman" w:cs="Times New Roman"/>
+          <w:b w:val="0"/>
           <w:sz w:val="28"/>
           <w:szCs w:val="28"/>
         </w:rPr>
@@ -125,6 +144,7 @@
         <w:rPr>
           <w:rStyle w:val="Strong"/>
           <w:rFonts w:ascii="Times New Roman" w:hAnsi="Times New Roman" w:cs="Times New Roman"/>
+          <w:b w:val="0"/>
           <w:sz w:val="28"/>
           <w:szCs w:val="28"/>
         </w:rPr>
@@ -147,7 +167,6 @@
         <w:outlineLvl w:val="2"/>
         <w:rPr>
           <w:rFonts w:ascii="Times New Roman" w:eastAsia="Times New Roman" w:hAnsi="Times New Roman" w:cs="Times New Roman"/>
-          <w:b/>
           <w:bCs/>
           <w:sz w:val="27"/>
           <w:szCs w:val="27"/>
@@ -157,7 +176,6 @@
       <w:r>
         <w:rPr>
           <w:rFonts w:ascii="Times New Roman" w:eastAsia="Times New Roman" w:hAnsi="Times New Roman" w:cs="Times New Roman"/>
-          <w:b/>
           <w:bCs/>
           <w:sz w:val="27"/>
           <w:szCs w:val="27"/>
@@ -167,8 +185,7 @@
       </w:r>
       <w:r>
         <w:rPr>
-          <w:rFonts w:ascii="Courier New" w:eastAsia="Times New Roman" w:hAnsi="Courier New" w:cs="Courier New"/>
-          <w:b/>
+          <w:rFonts w:ascii="Times New Roman" w:eastAsia="Times New Roman" w:hAnsi="Times New Roman" w:cs="Times New Roman"/>
           <w:bCs/>
           <w:sz w:val="20"/>
           <w:szCs w:val="20"/>
@@ -179,7 +196,6 @@
       <w:r>
         <w:rPr>
           <w:rFonts w:ascii="Times New Roman" w:eastAsia="Times New Roman" w:hAnsi="Times New Roman" w:cs="Times New Roman"/>
-          <w:b/>
           <w:bCs/>
           <w:sz w:val="27"/>
           <w:szCs w:val="27"/>
@@ -206,7 +222,6 @@
       <w:r>
         <w:rPr>
           <w:rFonts w:ascii="Times New Roman" w:eastAsia="Times New Roman" w:hAnsi="Times New Roman" w:cs="Times New Roman"/>
-          <w:b/>
           <w:bCs/>
           <w:sz w:val="24"/>
           <w:szCs w:val="24"/>
@@ -241,7 +256,7 @@
       </w:r>
       <w:r>
         <w:rPr>
-          <w:rFonts w:ascii="Courier New" w:eastAsia="Times New Roman" w:hAnsi="Courier New" w:cs="Courier New"/>
+          <w:rFonts w:ascii="Times New Roman" w:eastAsia="Times New Roman" w:hAnsi="Times New Roman" w:cs="Times New Roman"/>
           <w:sz w:val="20"/>
           <w:szCs w:val="20"/>
           <w:lang w:eastAsia="en-IN"/>
@@ -260,7 +275,6 @@
       <w:r>
         <w:rPr>
           <w:rFonts w:ascii="Times New Roman" w:eastAsia="Times New Roman" w:hAnsi="Times New Roman" w:cs="Times New Roman"/>
-          <w:b/>
           <w:bCs/>
           <w:sz w:val="24"/>
           <w:szCs w:val="24"/>
@@ -296,7 +310,6 @@
       <w:r>
         <w:rPr>
           <w:rFonts w:ascii="Times New Roman" w:eastAsia="Times New Roman" w:hAnsi="Times New Roman" w:cs="Times New Roman"/>
-          <w:b/>
           <w:bCs/>
           <w:sz w:val="24"/>
           <w:szCs w:val="24"/>
@@ -332,7 +345,6 @@
       <w:r>
         <w:rPr>
           <w:rFonts w:ascii="Times New Roman" w:eastAsia="Times New Roman" w:hAnsi="Times New Roman" w:cs="Times New Roman"/>
-          <w:b/>
           <w:bCs/>
           <w:sz w:val="24"/>
           <w:szCs w:val="24"/>
@@ -352,7 +364,6 @@
       <w:r>
         <w:rPr>
           <w:rFonts w:ascii="Times New Roman" w:eastAsia="Times New Roman" w:hAnsi="Times New Roman" w:cs="Times New Roman"/>
-          <w:b/>
           <w:bCs/>
           <w:sz w:val="24"/>
           <w:szCs w:val="24"/>
@@ -397,7 +408,6 @@
       <w:r>
         <w:rPr>
           <w:rFonts w:ascii="Times New Roman" w:eastAsia="Times New Roman" w:hAnsi="Times New Roman" w:cs="Times New Roman"/>
-          <w:b/>
           <w:bCs/>
           <w:sz w:val="24"/>
           <w:szCs w:val="24"/>
@@ -433,7 +443,6 @@
       <w:r>
         <w:rPr>
           <w:rFonts w:ascii="Times New Roman" w:eastAsia="Times New Roman" w:hAnsi="Times New Roman" w:cs="Times New Roman"/>
-          <w:b/>
           <w:bCs/>
           <w:sz w:val="24"/>
           <w:szCs w:val="24"/>
@@ -452,7 +461,7 @@
       </w:r>
       <w:r>
         <w:rPr>
-          <w:rFonts w:ascii="Courier New" w:eastAsia="Times New Roman" w:hAnsi="Courier New" w:cs="Courier New"/>
+          <w:rFonts w:ascii="Times New Roman" w:eastAsia="Times New Roman" w:hAnsi="Times New Roman" w:cs="Times New Roman"/>
           <w:sz w:val="20"/>
           <w:szCs w:val="20"/>
           <w:lang w:eastAsia="en-IN"/>
@@ -473,11 +482,13 @@
       <w:pPr>
         <w:pStyle w:val="Heading3"/>
         <w:jc w:val="both"/>
-      </w:pPr>
-      <w:r>
-        <w:rPr>
-          <w:rStyle w:val="Strong"/>
-          <w:b/>
+        <w:rPr>
+          <w:b w:val="0"/>
+        </w:rPr>
+      </w:pPr>
+      <w:r>
+        <w:rPr>
+          <w:rStyle w:val="Strong"/>
           <w:bCs/>
         </w:rPr>
         <w:t xml:space="preserve">Body Section – </w:t>
@@ -486,7 +497,6 @@
       <w:r>
         <w:rPr>
           <w:rStyle w:val="Strong"/>
-          <w:b/>
           <w:bCs/>
         </w:rPr>
         <w:t>Navbar</w:t>
@@ -495,7 +505,6 @@
       <w:r>
         <w:rPr>
           <w:rStyle w:val="Strong"/>
-          <w:b/>
           <w:bCs/>
         </w:rPr>
         <w:t xml:space="preserve"> Summary</w:t>
@@ -516,14 +525,14 @@
       <w:r>
         <w:rPr>
           <w:rStyle w:val="Strong"/>
+          <w:b w:val="0"/>
         </w:rPr>
         <w:t>Created a Navigation Bar (</w:t>
       </w:r>
       <w:r>
         <w:rPr>
           <w:rStyle w:val="HTMLCode"/>
-          <w:rFonts w:eastAsiaTheme="majorEastAsia"/>
-          <w:b/>
+          <w:rFonts w:ascii="Times New Roman" w:eastAsiaTheme="majorEastAsia" w:hAnsi="Times New Roman" w:cs="Times New Roman"/>
           <w:bCs/>
         </w:rPr>
         <w:t>&lt;</w:t>
@@ -532,8 +541,7 @@
       <w:r>
         <w:rPr>
           <w:rStyle w:val="HTMLCode"/>
-          <w:rFonts w:eastAsiaTheme="majorEastAsia"/>
-          <w:b/>
+          <w:rFonts w:ascii="Times New Roman" w:eastAsiaTheme="majorEastAsia" w:hAnsi="Times New Roman" w:cs="Times New Roman"/>
           <w:bCs/>
         </w:rPr>
         <w:t>nav</w:t>
@@ -542,8 +550,7 @@
       <w:r>
         <w:rPr>
           <w:rStyle w:val="HTMLCode"/>
-          <w:rFonts w:eastAsiaTheme="majorEastAsia"/>
-          <w:b/>
+          <w:rFonts w:ascii="Times New Roman" w:eastAsiaTheme="majorEastAsia" w:hAnsi="Times New Roman" w:cs="Times New Roman"/>
           <w:bCs/>
         </w:rPr>
         <w:t>&gt;</w:t>
@@ -551,6 +558,7 @@
       <w:r>
         <w:rPr>
           <w:rStyle w:val="Strong"/>
+          <w:b w:val="0"/>
         </w:rPr>
         <w:t>)</w:t>
       </w:r>
@@ -570,6 +578,7 @@
       <w:r>
         <w:rPr>
           <w:rStyle w:val="Strong"/>
+          <w:b w:val="0"/>
         </w:rPr>
         <w:t xml:space="preserve">responsive </w:t>
       </w:r>
@@ -577,6 +586,7 @@
       <w:r>
         <w:rPr>
           <w:rStyle w:val="Strong"/>
+          <w:b w:val="0"/>
         </w:rPr>
         <w:t>navbar</w:t>
       </w:r>
@@ -600,6 +610,7 @@
       <w:r>
         <w:rPr>
           <w:rStyle w:val="Strong"/>
+          <w:b w:val="0"/>
         </w:rPr>
         <w:t>Left Side: Name with Hyperlink</w:t>
       </w:r>
@@ -619,6 +630,7 @@
       <w:r>
         <w:rPr>
           <w:rStyle w:val="Strong"/>
+          <w:b w:val="0"/>
         </w:rPr>
         <w:t>name on the left side</w:t>
       </w:r>
@@ -649,8 +661,7 @@
       <w:r>
         <w:rPr>
           <w:rStyle w:val="HTMLCode"/>
-          <w:rFonts w:eastAsiaTheme="majorEastAsia"/>
-          <w:b/>
+          <w:rFonts w:ascii="Times New Roman" w:eastAsiaTheme="majorEastAsia" w:hAnsi="Times New Roman" w:cs="Times New Roman"/>
           <w:bCs/>
         </w:rPr>
         <w:t>&lt;a&gt;</w:t>
@@ -658,6 +669,7 @@
       <w:r>
         <w:rPr>
           <w:rStyle w:val="Strong"/>
+          <w:b w:val="0"/>
         </w:rPr>
         <w:t xml:space="preserve"> (anchor) tag</w:t>
       </w:r>
@@ -677,6 +689,7 @@
       <w:r>
         <w:rPr>
           <w:rStyle w:val="Strong"/>
+          <w:b w:val="0"/>
         </w:rPr>
         <w:t>Right Side: Social Media Links</w:t>
       </w:r>
@@ -696,6 +709,7 @@
       <w:r>
         <w:rPr>
           <w:rStyle w:val="Strong"/>
+          <w:b w:val="0"/>
         </w:rPr>
         <w:t>GitHub, LinkedIn, and Main (Portfolio/Resume) links</w:t>
       </w:r>
@@ -705,6 +719,7 @@
       <w:r>
         <w:rPr>
           <w:rStyle w:val="Strong"/>
+          <w:b w:val="0"/>
         </w:rPr>
         <w:t>right side</w:t>
       </w:r>
@@ -727,7 +742,7 @@
       <w:r>
         <w:rPr>
           <w:rStyle w:val="HTMLCode"/>
-          <w:rFonts w:eastAsiaTheme="majorEastAsia"/>
+          <w:rFonts w:ascii="Times New Roman" w:eastAsiaTheme="majorEastAsia" w:hAnsi="Times New Roman" w:cs="Times New Roman"/>
         </w:rPr>
         <w:t>&lt;a&gt;</w:t>
       </w:r>
@@ -737,6 +752,7 @@
       <w:r>
         <w:rPr>
           <w:rStyle w:val="Strong"/>
+          <w:b w:val="0"/>
         </w:rPr>
         <w:t>Font Awesome icons</w:t>
       </w:r>
@@ -750,17 +766,18 @@
         <w:jc w:val="both"/>
         <w:rPr>
           <w:rStyle w:val="Strong"/>
-          <w:b/>
           <w:bCs/>
         </w:rPr>
       </w:pPr>
       <w:r>
+        <w:rPr>
+          <w:b w:val="0"/>
+        </w:rPr>
         <w:t xml:space="preserve"> </w:t>
       </w:r>
       <w:r>
         <w:rPr>
           <w:rStyle w:val="Strong"/>
-          <w:b/>
           <w:bCs/>
         </w:rPr>
         <w:t>Main Tag Summary – Portfolio Structure</w:t>
@@ -770,11 +787,13 @@
       <w:pPr>
         <w:pStyle w:val="Heading3"/>
         <w:jc w:val="both"/>
-      </w:pPr>
-      <w:r>
-        <w:rPr>
-          <w:rStyle w:val="Strong"/>
-          <w:b/>
+        <w:rPr>
+          <w:b w:val="0"/>
+        </w:rPr>
+      </w:pPr>
+      <w:r>
+        <w:rPr>
+          <w:rStyle w:val="Strong"/>
           <w:bCs/>
         </w:rPr>
         <w:t>Home Section (</w:t>
@@ -782,14 +801,14 @@
       <w:r>
         <w:rPr>
           <w:rStyle w:val="HTMLCode"/>
-          <w:rFonts w:eastAsiaTheme="majorEastAsia"/>
+          <w:rFonts w:ascii="Times New Roman" w:eastAsiaTheme="majorEastAsia" w:hAnsi="Times New Roman" w:cs="Times New Roman"/>
+          <w:b w:val="0"/>
         </w:rPr>
         <w:t>&lt;section id="home"&gt;</w:t>
       </w:r>
       <w:r>
         <w:rPr>
           <w:rStyle w:val="Strong"/>
-          <w:b/>
           <w:bCs/>
         </w:rPr>
         <w:t>)</w:t>
@@ -810,7 +829,7 @@
       <w:r>
         <w:rPr>
           <w:rStyle w:val="HTMLCode"/>
-          <w:rFonts w:eastAsiaTheme="majorEastAsia"/>
+          <w:rFonts w:ascii="Times New Roman" w:eastAsiaTheme="majorEastAsia" w:hAnsi="Times New Roman" w:cs="Times New Roman"/>
         </w:rPr>
         <w:t>&lt;main&gt;</w:t>
       </w:r>
@@ -820,6 +839,7 @@
       <w:r>
         <w:rPr>
           <w:rStyle w:val="Strong"/>
+          <w:b w:val="0"/>
         </w:rPr>
         <w:t>first section</w:t>
       </w:r>
@@ -839,6 +859,7 @@
       <w:r>
         <w:rPr>
           <w:rStyle w:val="Strong"/>
+          <w:b w:val="0"/>
         </w:rPr>
         <w:t>Left side:</w:t>
       </w:r>
@@ -848,6 +869,7 @@
       <w:r>
         <w:rPr>
           <w:rStyle w:val="Strong"/>
+          <w:b w:val="0"/>
         </w:rPr>
         <w:t>about yourself</w:t>
       </w:r>
@@ -867,6 +889,7 @@
       <w:r>
         <w:rPr>
           <w:rStyle w:val="Strong"/>
+          <w:b w:val="0"/>
         </w:rPr>
         <w:t>Right side:</w:t>
       </w:r>
@@ -876,14 +899,14 @@
       <w:r>
         <w:rPr>
           <w:rStyle w:val="Strong"/>
+          <w:b w:val="0"/>
         </w:rPr>
         <w:t xml:space="preserve">image using </w:t>
       </w:r>
       <w:r>
         <w:rPr>
           <w:rStyle w:val="HTMLCode"/>
-          <w:rFonts w:eastAsiaTheme="majorEastAsia"/>
-          <w:b/>
+          <w:rFonts w:ascii="Times New Roman" w:eastAsiaTheme="majorEastAsia" w:hAnsi="Times New Roman" w:cs="Times New Roman"/>
           <w:bCs/>
         </w:rPr>
         <w:t>&lt;</w:t>
@@ -892,8 +915,7 @@
       <w:r>
         <w:rPr>
           <w:rStyle w:val="HTMLCode"/>
-          <w:rFonts w:eastAsiaTheme="majorEastAsia"/>
-          <w:b/>
+          <w:rFonts w:ascii="Times New Roman" w:eastAsiaTheme="majorEastAsia" w:hAnsi="Times New Roman" w:cs="Times New Roman"/>
           <w:bCs/>
         </w:rPr>
         <w:t>img</w:t>
@@ -902,8 +924,7 @@
       <w:r>
         <w:rPr>
           <w:rStyle w:val="HTMLCode"/>
-          <w:rFonts w:eastAsiaTheme="majorEastAsia"/>
-          <w:b/>
+          <w:rFonts w:ascii="Times New Roman" w:eastAsiaTheme="majorEastAsia" w:hAnsi="Times New Roman" w:cs="Times New Roman"/>
           <w:bCs/>
         </w:rPr>
         <w:t>&gt;</w:t>
@@ -911,6 +932,7 @@
       <w:r>
         <w:rPr>
           <w:rStyle w:val="Strong"/>
+          <w:b w:val="0"/>
         </w:rPr>
         <w:t xml:space="preserve"> tag</w:t>
       </w:r>
@@ -933,6 +955,7 @@
       <w:r>
         <w:rPr>
           <w:rStyle w:val="Strong"/>
+          <w:b w:val="0"/>
         </w:rPr>
         <w:t>3 navigation links</w:t>
       </w:r>
@@ -942,7 +965,7 @@
       <w:r>
         <w:rPr>
           <w:rStyle w:val="HTMLCode"/>
-          <w:rFonts w:eastAsiaTheme="majorEastAsia"/>
+          <w:rFonts w:ascii="Times New Roman" w:eastAsiaTheme="majorEastAsia" w:hAnsi="Times New Roman" w:cs="Times New Roman"/>
         </w:rPr>
         <w:t>&lt;a&gt;</w:t>
       </w:r>
@@ -960,7 +983,6 @@
         <w:jc w:val="both"/>
       </w:pPr>
       <w:r>
-        <w:lastRenderedPageBreak/>
         <w:t>Skills section</w:t>
       </w:r>
     </w:p>
@@ -987,14 +1009,21 @@
         <w:jc w:val="both"/>
       </w:pPr>
       <w:r>
+        <w:lastRenderedPageBreak/>
         <w:t>Contact section</w:t>
       </w:r>
     </w:p>
     <w:p>
       <w:pPr>
         <w:jc w:val="both"/>
-      </w:pPr>
-      <w:r>
+        <w:rPr>
+          <w:rFonts w:ascii="Times New Roman" w:hAnsi="Times New Roman" w:cs="Times New Roman"/>
+        </w:rPr>
+      </w:pPr>
+      <w:r>
+        <w:rPr>
+          <w:rFonts w:ascii="Times New Roman" w:hAnsi="Times New Roman" w:cs="Times New Roman"/>
+        </w:rPr>
         <w:pict>
           <v:rect id="_x0000_i1025" style="width:0;height:1.5pt" o:hralign="center" o:hrstd="t" o:hr="t" fillcolor="#a0a0a0" stroked="f"/>
         </w:pict>
@@ -1002,6 +1031,7 @@
       <w:r>
         <w:rPr>
           <w:rStyle w:val="Strong"/>
+          <w:rFonts w:ascii="Times New Roman" w:hAnsi="Times New Roman" w:cs="Times New Roman"/>
           <w:b w:val="0"/>
           <w:bCs w:val="0"/>
         </w:rPr>
@@ -1010,13 +1040,14 @@
       <w:r>
         <w:rPr>
           <w:rStyle w:val="HTMLCode"/>
-          <w:rFonts w:eastAsiaTheme="majorEastAsia"/>
+          <w:rFonts w:ascii="Times New Roman" w:eastAsiaTheme="majorEastAsia" w:hAnsi="Times New Roman" w:cs="Times New Roman"/>
         </w:rPr>
         <w:t>&lt;section id="skills"&gt;</w:t>
       </w:r>
       <w:r>
         <w:rPr>
           <w:rStyle w:val="Strong"/>
+          <w:rFonts w:ascii="Times New Roman" w:hAnsi="Times New Roman" w:cs="Times New Roman"/>
           <w:b w:val="0"/>
           <w:bCs w:val="0"/>
         </w:rPr>
@@ -1038,8 +1069,7 @@
       <w:r>
         <w:rPr>
           <w:rStyle w:val="HTMLCode"/>
-          <w:rFonts w:eastAsiaTheme="majorEastAsia"/>
-          <w:b/>
+          <w:rFonts w:ascii="Times New Roman" w:eastAsiaTheme="majorEastAsia" w:hAnsi="Times New Roman" w:cs="Times New Roman"/>
           <w:bCs/>
         </w:rPr>
         <w:t>&lt;h2&gt;</w:t>
@@ -1047,6 +1077,7 @@
       <w:r>
         <w:rPr>
           <w:rStyle w:val="Strong"/>
+          <w:b w:val="0"/>
         </w:rPr>
         <w:t xml:space="preserve"> tags</w:t>
       </w:r>
@@ -1095,6 +1126,7 @@
       <w:r>
         <w:rPr>
           <w:rStyle w:val="Strong"/>
+          <w:b w:val="0"/>
         </w:rPr>
         <w:t>borders</w:t>
       </w:r>
@@ -1105,8 +1137,14 @@
     <w:p>
       <w:pPr>
         <w:jc w:val="both"/>
-      </w:pPr>
-      <w:r>
+        <w:rPr>
+          <w:rFonts w:ascii="Times New Roman" w:hAnsi="Times New Roman" w:cs="Times New Roman"/>
+        </w:rPr>
+      </w:pPr>
+      <w:r>
+        <w:rPr>
+          <w:rFonts w:ascii="Times New Roman" w:hAnsi="Times New Roman" w:cs="Times New Roman"/>
+        </w:rPr>
         <w:pict>
           <v:rect id="_x0000_i1026" style="width:0;height:1.5pt" o:hralign="center" o:hrstd="t" o:hr="t" fillcolor="#a0a0a0" stroked="f"/>
         </w:pict>
@@ -1114,6 +1152,7 @@
       <w:r>
         <w:rPr>
           <w:rStyle w:val="Strong"/>
+          <w:rFonts w:ascii="Times New Roman" w:hAnsi="Times New Roman" w:cs="Times New Roman"/>
           <w:b w:val="0"/>
           <w:bCs w:val="0"/>
         </w:rPr>
@@ -1122,13 +1161,14 @@
       <w:r>
         <w:rPr>
           <w:rStyle w:val="HTMLCode"/>
-          <w:rFonts w:eastAsiaTheme="majorEastAsia"/>
+          <w:rFonts w:ascii="Times New Roman" w:eastAsiaTheme="majorEastAsia" w:hAnsi="Times New Roman" w:cs="Times New Roman"/>
         </w:rPr>
         <w:t>&lt;section id="projects"&gt;</w:t>
       </w:r>
       <w:r>
         <w:rPr>
           <w:rStyle w:val="Strong"/>
+          <w:rFonts w:ascii="Times New Roman" w:hAnsi="Times New Roman" w:cs="Times New Roman"/>
           <w:b w:val="0"/>
           <w:bCs w:val="0"/>
         </w:rPr>
@@ -1150,6 +1190,7 @@
       <w:r>
         <w:rPr>
           <w:rStyle w:val="Strong"/>
+          <w:b w:val="0"/>
         </w:rPr>
         <w:t>2 major projects</w:t>
       </w:r>
@@ -1169,6 +1210,7 @@
       <w:r>
         <w:rPr>
           <w:rStyle w:val="Strong"/>
+          <w:b w:val="0"/>
         </w:rPr>
         <w:t>Student Management System</w:t>
       </w:r>
@@ -1188,6 +1230,7 @@
       <w:r>
         <w:rPr>
           <w:rStyle w:val="Strong"/>
+          <w:b w:val="0"/>
         </w:rPr>
         <w:t>Weather App</w:t>
       </w:r>
@@ -1210,6 +1253,7 @@
       <w:r>
         <w:rPr>
           <w:rStyle w:val="Strong"/>
+          <w:b w:val="0"/>
         </w:rPr>
         <w:t>brief summary</w:t>
       </w:r>
@@ -1232,6 +1276,7 @@
       <w:r>
         <w:rPr>
           <w:rStyle w:val="Strong"/>
+          <w:b w:val="0"/>
         </w:rPr>
         <w:t>hyperlinks</w:t>
       </w:r>
@@ -1241,7 +1286,7 @@
       <w:r>
         <w:rPr>
           <w:rStyle w:val="HTMLCode"/>
-          <w:rFonts w:eastAsiaTheme="majorEastAsia"/>
+          <w:rFonts w:ascii="Times New Roman" w:eastAsiaTheme="majorEastAsia" w:hAnsi="Times New Roman" w:cs="Times New Roman"/>
         </w:rPr>
         <w:t>&lt;a&gt;</w:t>
       </w:r>
@@ -1265,8 +1310,14 @@
     <w:p>
       <w:pPr>
         <w:jc w:val="both"/>
-      </w:pPr>
-      <w:r>
+        <w:rPr>
+          <w:rFonts w:ascii="Times New Roman" w:hAnsi="Times New Roman" w:cs="Times New Roman"/>
+        </w:rPr>
+      </w:pPr>
+      <w:r>
+        <w:rPr>
+          <w:rFonts w:ascii="Times New Roman" w:hAnsi="Times New Roman" w:cs="Times New Roman"/>
+        </w:rPr>
         <w:pict>
           <v:rect id="_x0000_i1027" style="width:0;height:1.5pt" o:hralign="center" o:hrstd="t" o:hr="t" fillcolor="#a0a0a0" stroked="f"/>
         </w:pict>
@@ -1274,6 +1325,7 @@
       <w:r>
         <w:rPr>
           <w:rStyle w:val="Strong"/>
+          <w:rFonts w:ascii="Times New Roman" w:hAnsi="Times New Roman" w:cs="Times New Roman"/>
           <w:b w:val="0"/>
           <w:bCs w:val="0"/>
         </w:rPr>
@@ -1282,13 +1334,14 @@
       <w:r>
         <w:rPr>
           <w:rStyle w:val="HTMLCode"/>
-          <w:rFonts w:eastAsiaTheme="majorEastAsia"/>
+          <w:rFonts w:ascii="Times New Roman" w:eastAsiaTheme="majorEastAsia" w:hAnsi="Times New Roman" w:cs="Times New Roman"/>
         </w:rPr>
         <w:t>&lt;section id="contact"&gt;</w:t>
       </w:r>
       <w:r>
         <w:rPr>
           <w:rStyle w:val="Strong"/>
+          <w:rFonts w:ascii="Times New Roman" w:hAnsi="Times New Roman" w:cs="Times New Roman"/>
           <w:b w:val="0"/>
           <w:bCs w:val="0"/>
         </w:rPr>
@@ -1310,6 +1363,7 @@
       <w:r>
         <w:rPr>
           <w:rStyle w:val="Strong"/>
+          <w:b w:val="0"/>
         </w:rPr>
         <w:t>contact form</w:t>
       </w:r>
@@ -1329,6 +1383,7 @@
       <w:r>
         <w:rPr>
           <w:rStyle w:val="Strong"/>
+          <w:b w:val="0"/>
         </w:rPr>
         <w:t>Name input</w:t>
       </w:r>
@@ -1345,6 +1400,7 @@
       <w:r>
         <w:rPr>
           <w:rStyle w:val="Strong"/>
+          <w:b w:val="0"/>
         </w:rPr>
         <w:t>Email input</w:t>
       </w:r>
@@ -1361,6 +1417,7 @@
       <w:r>
         <w:rPr>
           <w:rStyle w:val="Strong"/>
+          <w:b w:val="0"/>
         </w:rPr>
         <w:t xml:space="preserve">Message </w:t>
       </w:r>
@@ -1368,6 +1425,7 @@
       <w:r>
         <w:rPr>
           <w:rStyle w:val="Strong"/>
+          <w:b w:val="0"/>
         </w:rPr>
         <w:t>textarea</w:t>
       </w:r>
@@ -1385,6 +1443,7 @@
       <w:r>
         <w:rPr>
           <w:rStyle w:val="Strong"/>
+          <w:b w:val="0"/>
         </w:rPr>
         <w:t>Submit button</w:t>
       </w:r>
@@ -1404,7 +1463,7 @@
       <w:r>
         <w:rPr>
           <w:rStyle w:val="HTMLCode"/>
-          <w:rFonts w:eastAsiaTheme="majorEastAsia"/>
+          <w:rFonts w:ascii="Times New Roman" w:eastAsiaTheme="majorEastAsia" w:hAnsi="Times New Roman" w:cs="Times New Roman"/>
         </w:rPr>
         <w:t>required</w:t>
       </w:r>
@@ -1415,18 +1474,28 @@
     <w:p>
       <w:pPr>
         <w:jc w:val="both"/>
-      </w:pPr>
-      <w:r>
+        <w:rPr>
+          <w:rFonts w:ascii="Times New Roman" w:hAnsi="Times New Roman" w:cs="Times New Roman"/>
+        </w:rPr>
+      </w:pPr>
+      <w:r>
+        <w:rPr>
+          <w:rFonts w:ascii="Times New Roman" w:hAnsi="Times New Roman" w:cs="Times New Roman"/>
+        </w:rPr>
         <w:pict>
           <v:rect id="_x0000_i1028" style="width:0;height:1.5pt" o:hralign="center" o:hrstd="t" o:hr="t" fillcolor="#a0a0a0" stroked="f"/>
         </w:pict>
       </w:r>
       <w:r>
+        <w:rPr>
+          <w:rFonts w:ascii="Times New Roman" w:hAnsi="Times New Roman" w:cs="Times New Roman"/>
+        </w:rPr>
         <w:t xml:space="preserve"> </w:t>
       </w:r>
       <w:r>
         <w:rPr>
           <w:rStyle w:val="Strong"/>
+          <w:rFonts w:ascii="Times New Roman" w:hAnsi="Times New Roman" w:cs="Times New Roman"/>
           <w:b w:val="0"/>
           <w:bCs w:val="0"/>
         </w:rPr>
@@ -1461,6 +1530,7 @@
       <w:r>
         <w:rPr>
           <w:rStyle w:val="Strong"/>
+          <w:b w:val="0"/>
         </w:rPr>
         <w:t>copyright</w:t>
       </w:r>
@@ -1480,7 +1550,7 @@
       <w:r>
         <w:rPr>
           <w:rStyle w:val="HTMLCode"/>
-          <w:rFonts w:eastAsiaTheme="majorEastAsia"/>
+          <w:rFonts w:ascii="Times New Roman" w:eastAsiaTheme="majorEastAsia" w:hAnsi="Times New Roman" w:cs="Times New Roman"/>
         </w:rPr>
         <w:t>© 2025 Your Name. All rights reserved.</w:t>
       </w:r>
@@ -1490,14 +1560,12 @@
         <w:pStyle w:val="Heading3"/>
         <w:rPr>
           <w:rStyle w:val="Strong"/>
-          <w:b/>
           <w:bCs/>
         </w:rPr>
       </w:pPr>
       <w:r>
         <w:rPr>
           <w:rStyle w:val="Strong"/>
-          <w:b/>
           <w:bCs/>
         </w:rPr>
         <w:t>CSS File Summary (</w:t>
@@ -1505,13 +1573,14 @@
       <w:r>
         <w:rPr>
           <w:rStyle w:val="HTMLCode"/>
+          <w:rFonts w:ascii="Times New Roman" w:hAnsi="Times New Roman" w:cs="Times New Roman"/>
+          <w:b w:val="0"/>
         </w:rPr>
         <w:t>style.css</w:t>
       </w:r>
       <w:r>
         <w:rPr>
           <w:rStyle w:val="Strong"/>
-          <w:b/>
           <w:bCs/>
         </w:rPr>
         <w:t>)</w:t>
@@ -1520,12 +1589,14 @@
     <w:p>
       <w:pPr>
         <w:pStyle w:val="Heading3"/>
+        <w:rPr>
+          <w:b w:val="0"/>
+        </w:rPr>
       </w:pPr>
       <w:proofErr w:type="gramStart"/>
       <w:r>
         <w:rPr>
           <w:rStyle w:val="Strong"/>
-          <w:b/>
           <w:bCs/>
         </w:rPr>
         <w:t xml:space="preserve">Used </w:t>
@@ -1533,6 +1604,8 @@
       <w:r>
         <w:rPr>
           <w:rStyle w:val="HTMLCode"/>
+          <w:rFonts w:ascii="Times New Roman" w:hAnsi="Times New Roman" w:cs="Times New Roman"/>
+          <w:b w:val="0"/>
         </w:rPr>
         <w:t>:root</w:t>
       </w:r>
@@ -1540,7 +1613,6 @@
       <w:r>
         <w:rPr>
           <w:rStyle w:val="Strong"/>
-          <w:b/>
           <w:bCs/>
         </w:rPr>
         <w:t xml:space="preserve"> to Define CSS Variables</w:t>
@@ -1567,12 +1639,14 @@
         <w:pStyle w:val="HTMLPreformatted"/>
         <w:rPr>
           <w:rStyle w:val="HTMLCode"/>
+          <w:rFonts w:ascii="Times New Roman" w:hAnsi="Times New Roman" w:cs="Times New Roman"/>
         </w:rPr>
       </w:pPr>
       <w:proofErr w:type="gramStart"/>
       <w:r>
         <w:rPr>
           <w:rStyle w:val="hljs-selector-pseudo"/>
+          <w:rFonts w:ascii="Times New Roman" w:hAnsi="Times New Roman" w:cs="Times New Roman"/>
         </w:rPr>
         <w:t>:root</w:t>
       </w:r>
@@ -1580,6 +1654,7 @@
       <w:r>
         <w:rPr>
           <w:rStyle w:val="HTMLCode"/>
+          <w:rFonts w:ascii="Times New Roman" w:hAnsi="Times New Roman" w:cs="Times New Roman"/>
         </w:rPr>
         <w:t xml:space="preserve"> {</w:t>
       </w:r>
@@ -1589,17 +1664,20 @@
         <w:pStyle w:val="HTMLPreformatted"/>
         <w:rPr>
           <w:rStyle w:val="HTMLCode"/>
-        </w:rPr>
-      </w:pPr>
-      <w:r>
-        <w:rPr>
-          <w:rStyle w:val="HTMLCode"/>
+          <w:rFonts w:ascii="Times New Roman" w:hAnsi="Times New Roman" w:cs="Times New Roman"/>
+        </w:rPr>
+      </w:pPr>
+      <w:r>
+        <w:rPr>
+          <w:rStyle w:val="HTMLCode"/>
+          <w:rFonts w:ascii="Times New Roman" w:hAnsi="Times New Roman" w:cs="Times New Roman"/>
         </w:rPr>
         <w:t xml:space="preserve">  </w:t>
       </w:r>
       <w:r>
         <w:rPr>
           <w:rStyle w:val="hljs-attr"/>
+          <w:rFonts w:ascii="Times New Roman" w:hAnsi="Times New Roman" w:cs="Times New Roman"/>
         </w:rPr>
         <w:t>--text-</w:t>
       </w:r>
@@ -1607,6 +1685,7 @@
       <w:r>
         <w:rPr>
           <w:rStyle w:val="hljs-attr"/>
+          <w:rFonts w:ascii="Times New Roman" w:hAnsi="Times New Roman" w:cs="Times New Roman"/>
         </w:rPr>
         <w:t>color</w:t>
       </w:r>
@@ -1614,18 +1693,21 @@
       <w:r>
         <w:rPr>
           <w:rStyle w:val="HTMLCode"/>
+          <w:rFonts w:ascii="Times New Roman" w:hAnsi="Times New Roman" w:cs="Times New Roman"/>
         </w:rPr>
         <w:t xml:space="preserve">: </w:t>
       </w:r>
       <w:r>
         <w:rPr>
           <w:rStyle w:val="hljs-number"/>
+          <w:rFonts w:ascii="Times New Roman" w:hAnsi="Times New Roman" w:cs="Times New Roman"/>
         </w:rPr>
         <w:t>#1a1c20</w:t>
       </w:r>
       <w:r>
         <w:rPr>
           <w:rStyle w:val="HTMLCode"/>
+          <w:rFonts w:ascii="Times New Roman" w:hAnsi="Times New Roman" w:cs="Times New Roman"/>
         </w:rPr>
         <w:t>;</w:t>
       </w:r>
@@ -1635,17 +1717,20 @@
         <w:pStyle w:val="HTMLPreformatted"/>
         <w:rPr>
           <w:rStyle w:val="HTMLCode"/>
-        </w:rPr>
-      </w:pPr>
-      <w:r>
-        <w:rPr>
-          <w:rStyle w:val="HTMLCode"/>
+          <w:rFonts w:ascii="Times New Roman" w:hAnsi="Times New Roman" w:cs="Times New Roman"/>
+        </w:rPr>
+      </w:pPr>
+      <w:r>
+        <w:rPr>
+          <w:rStyle w:val="HTMLCode"/>
+          <w:rFonts w:ascii="Times New Roman" w:hAnsi="Times New Roman" w:cs="Times New Roman"/>
         </w:rPr>
         <w:t xml:space="preserve">  </w:t>
       </w:r>
       <w:r>
         <w:rPr>
           <w:rStyle w:val="hljs-attr"/>
+          <w:rFonts w:ascii="Times New Roman" w:hAnsi="Times New Roman" w:cs="Times New Roman"/>
         </w:rPr>
         <w:t>--background-</w:t>
       </w:r>
@@ -1653,6 +1738,7 @@
       <w:r>
         <w:rPr>
           <w:rStyle w:val="hljs-attr"/>
+          <w:rFonts w:ascii="Times New Roman" w:hAnsi="Times New Roman" w:cs="Times New Roman"/>
         </w:rPr>
         <w:t>color</w:t>
       </w:r>
@@ -1660,18 +1746,21 @@
       <w:r>
         <w:rPr>
           <w:rStyle w:val="HTMLCode"/>
+          <w:rFonts w:ascii="Times New Roman" w:hAnsi="Times New Roman" w:cs="Times New Roman"/>
         </w:rPr>
         <w:t xml:space="preserve">: </w:t>
       </w:r>
       <w:r>
         <w:rPr>
           <w:rStyle w:val="hljs-number"/>
+          <w:rFonts w:ascii="Times New Roman" w:hAnsi="Times New Roman" w:cs="Times New Roman"/>
         </w:rPr>
         <w:t>#eeeff1</w:t>
       </w:r>
       <w:r>
         <w:rPr>
           <w:rStyle w:val="HTMLCode"/>
+          <w:rFonts w:ascii="Times New Roman" w:hAnsi="Times New Roman" w:cs="Times New Roman"/>
         </w:rPr>
         <w:t>;</w:t>
       </w:r>
@@ -1681,17 +1770,20 @@
         <w:pStyle w:val="HTMLPreformatted"/>
         <w:rPr>
           <w:rStyle w:val="HTMLCode"/>
-        </w:rPr>
-      </w:pPr>
-      <w:r>
-        <w:rPr>
-          <w:rStyle w:val="HTMLCode"/>
+          <w:rFonts w:ascii="Times New Roman" w:hAnsi="Times New Roman" w:cs="Times New Roman"/>
+        </w:rPr>
+      </w:pPr>
+      <w:r>
+        <w:rPr>
+          <w:rStyle w:val="HTMLCode"/>
+          <w:rFonts w:ascii="Times New Roman" w:hAnsi="Times New Roman" w:cs="Times New Roman"/>
         </w:rPr>
         <w:t xml:space="preserve">  </w:t>
       </w:r>
       <w:r>
         <w:rPr>
           <w:rStyle w:val="hljs-attr"/>
+          <w:rFonts w:ascii="Times New Roman" w:hAnsi="Times New Roman" w:cs="Times New Roman"/>
         </w:rPr>
         <w:t>--link-</w:t>
       </w:r>
@@ -1699,6 +1791,7 @@
       <w:r>
         <w:rPr>
           <w:rStyle w:val="hljs-attr"/>
+          <w:rFonts w:ascii="Times New Roman" w:hAnsi="Times New Roman" w:cs="Times New Roman"/>
         </w:rPr>
         <w:t>color</w:t>
       </w:r>
@@ -1706,18 +1799,21 @@
       <w:r>
         <w:rPr>
           <w:rStyle w:val="HTMLCode"/>
+          <w:rFonts w:ascii="Times New Roman" w:hAnsi="Times New Roman" w:cs="Times New Roman"/>
         </w:rPr>
         <w:t xml:space="preserve">: </w:t>
       </w:r>
       <w:r>
         <w:rPr>
           <w:rStyle w:val="hljs-number"/>
+          <w:rFonts w:ascii="Times New Roman" w:hAnsi="Times New Roman" w:cs="Times New Roman"/>
         </w:rPr>
         <w:t>#4a76ee</w:t>
       </w:r>
       <w:r>
         <w:rPr>
           <w:rStyle w:val="HTMLCode"/>
+          <w:rFonts w:ascii="Times New Roman" w:hAnsi="Times New Roman" w:cs="Times New Roman"/>
         </w:rPr>
         <w:t>;</w:t>
       </w:r>
@@ -1727,11 +1823,13 @@
         <w:pStyle w:val="HTMLPreformatted"/>
         <w:rPr>
           <w:rStyle w:val="HTMLCode"/>
-        </w:rPr>
-      </w:pPr>
-      <w:r>
-        <w:rPr>
-          <w:rStyle w:val="HTMLCode"/>
+          <w:rFonts w:ascii="Times New Roman" w:hAnsi="Times New Roman" w:cs="Times New Roman"/>
+        </w:rPr>
+      </w:pPr>
+      <w:r>
+        <w:rPr>
+          <w:rStyle w:val="HTMLCode"/>
+          <w:rFonts w:ascii="Times New Roman" w:hAnsi="Times New Roman" w:cs="Times New Roman"/>
         </w:rPr>
         <w:t>}</w:t>
       </w:r>
@@ -1741,19 +1839,33 @@
         <w:pStyle w:val="NormalWeb"/>
       </w:pPr>
       <w:r>
+        <w:t>These variables help in m</w:t>
+      </w:r>
+      <w:bookmarkStart w:id="0" w:name="_GoBack"/>
+      <w:bookmarkEnd w:id="0"/>
+      <w:r>
+        <w:t>aintaining consistent styling and easy theme changes.</w:t>
+      </w:r>
+    </w:p>
+    <w:p>
+      <w:pPr>
+        <w:rPr>
+          <w:rFonts w:ascii="Times New Roman" w:hAnsi="Times New Roman" w:cs="Times New Roman"/>
+        </w:rPr>
+      </w:pPr>
+      <w:r>
+        <w:rPr>
+          <w:rFonts w:ascii="Times New Roman" w:hAnsi="Times New Roman" w:cs="Times New Roman"/>
+        </w:rPr>
         <w:lastRenderedPageBreak/>
-        <w:t>These variables help in maintaining consistent styling and easy theme changes.</w:t>
-      </w:r>
-    </w:p>
-    <w:p>
-      <w:r>
         <w:pict>
-          <v:rect id="_x0000_i1037" style="width:0;height:1.5pt" o:hralign="center" o:hrstd="t" o:hr="t" fillcolor="#a0a0a0" stroked="f"/>
+          <v:rect id="_x0000_i1029" style="width:0;height:1.5pt" o:hralign="center" o:hrstd="t" o:hr="t" fillcolor="#a0a0a0" stroked="f"/>
         </w:pict>
       </w:r>
       <w:r>
         <w:rPr>
           <w:rStyle w:val="Strong"/>
+          <w:rFonts w:ascii="Times New Roman" w:hAnsi="Times New Roman" w:cs="Times New Roman"/>
           <w:b w:val="0"/>
           <w:bCs w:val="0"/>
         </w:rPr>
@@ -1763,6 +1875,7 @@
         <w:rPr>
           <w:rStyle w:val="Strong"/>
           <w:rFonts w:ascii="Times New Roman" w:hAnsi="Times New Roman" w:cs="Times New Roman"/>
+          <w:b w:val="0"/>
           <w:bCs w:val="0"/>
           <w:sz w:val="28"/>
           <w:szCs w:val="28"/>
@@ -1790,6 +1903,7 @@
       <w:r>
         <w:rPr>
           <w:rStyle w:val="HTMLCode"/>
+          <w:rFonts w:ascii="Times New Roman" w:hAnsi="Times New Roman" w:cs="Times New Roman"/>
         </w:rPr>
         <w:t>color</w:t>
       </w:r>
@@ -1797,6 +1911,7 @@
       <w:r>
         <w:rPr>
           <w:rStyle w:val="HTMLCode"/>
+          <w:rFonts w:ascii="Times New Roman" w:hAnsi="Times New Roman" w:cs="Times New Roman"/>
         </w:rPr>
         <w:t xml:space="preserve">: </w:t>
       </w:r>
@@ -1804,6 +1919,7 @@
       <w:r>
         <w:rPr>
           <w:rStyle w:val="HTMLCode"/>
+          <w:rFonts w:ascii="Times New Roman" w:hAnsi="Times New Roman" w:cs="Times New Roman"/>
         </w:rPr>
         <w:t>var</w:t>
       </w:r>
@@ -1811,6 +1927,7 @@
       <w:r>
         <w:rPr>
           <w:rStyle w:val="HTMLCode"/>
+          <w:rFonts w:ascii="Times New Roman" w:hAnsi="Times New Roman" w:cs="Times New Roman"/>
         </w:rPr>
         <w:t>(--text-</w:t>
       </w:r>
@@ -1818,6 +1935,7 @@
       <w:r>
         <w:rPr>
           <w:rStyle w:val="HTMLCode"/>
+          <w:rFonts w:ascii="Times New Roman" w:hAnsi="Times New Roman" w:cs="Times New Roman"/>
         </w:rPr>
         <w:t>color</w:t>
       </w:r>
@@ -1825,6 +1943,7 @@
       <w:r>
         <w:rPr>
           <w:rStyle w:val="HTMLCode"/>
+          <w:rFonts w:ascii="Times New Roman" w:hAnsi="Times New Roman" w:cs="Times New Roman"/>
         </w:rPr>
         <w:t>);</w:t>
       </w:r>
@@ -1840,6 +1959,7 @@
       <w:r>
         <w:rPr>
           <w:rStyle w:val="HTMLCode"/>
+          <w:rFonts w:ascii="Times New Roman" w:hAnsi="Times New Roman" w:cs="Times New Roman"/>
         </w:rPr>
         <w:t>background-</w:t>
       </w:r>
@@ -1847,6 +1967,7 @@
       <w:r>
         <w:rPr>
           <w:rStyle w:val="HTMLCode"/>
+          <w:rFonts w:ascii="Times New Roman" w:hAnsi="Times New Roman" w:cs="Times New Roman"/>
         </w:rPr>
         <w:t>color</w:t>
       </w:r>
@@ -1854,6 +1975,7 @@
       <w:r>
         <w:rPr>
           <w:rStyle w:val="HTMLCode"/>
+          <w:rFonts w:ascii="Times New Roman" w:hAnsi="Times New Roman" w:cs="Times New Roman"/>
         </w:rPr>
         <w:t xml:space="preserve">: </w:t>
       </w:r>
@@ -1861,6 +1983,7 @@
       <w:r>
         <w:rPr>
           <w:rStyle w:val="HTMLCode"/>
+          <w:rFonts w:ascii="Times New Roman" w:hAnsi="Times New Roman" w:cs="Times New Roman"/>
         </w:rPr>
         <w:t>var</w:t>
       </w:r>
@@ -1868,6 +1991,7 @@
       <w:r>
         <w:rPr>
           <w:rStyle w:val="HTMLCode"/>
+          <w:rFonts w:ascii="Times New Roman" w:hAnsi="Times New Roman" w:cs="Times New Roman"/>
         </w:rPr>
         <w:t>(--background-</w:t>
       </w:r>
@@ -1875,6 +1999,7 @@
       <w:r>
         <w:rPr>
           <w:rStyle w:val="HTMLCode"/>
+          <w:rFonts w:ascii="Times New Roman" w:hAnsi="Times New Roman" w:cs="Times New Roman"/>
         </w:rPr>
         <w:t>color</w:t>
       </w:r>
@@ -1882,6 +2007,7 @@
       <w:r>
         <w:rPr>
           <w:rStyle w:val="HTMLCode"/>
+          <w:rFonts w:ascii="Times New Roman" w:hAnsi="Times New Roman" w:cs="Times New Roman"/>
         </w:rPr>
         <w:t>);</w:t>
       </w:r>
@@ -1897,6 +2023,7 @@
       <w:r>
         <w:rPr>
           <w:rStyle w:val="HTMLCode"/>
+          <w:rFonts w:ascii="Times New Roman" w:hAnsi="Times New Roman" w:cs="Times New Roman"/>
         </w:rPr>
         <w:t xml:space="preserve">a </w:t>
       </w:r>
@@ -1904,6 +2031,7 @@
       <w:r>
         <w:rPr>
           <w:rStyle w:val="HTMLCode"/>
+          <w:rFonts w:ascii="Times New Roman" w:hAnsi="Times New Roman" w:cs="Times New Roman"/>
         </w:rPr>
         <w:t xml:space="preserve">{ </w:t>
       </w:r>
@@ -1911,6 +2039,7 @@
       <w:r>
         <w:rPr>
           <w:rStyle w:val="HTMLCode"/>
+          <w:rFonts w:ascii="Times New Roman" w:hAnsi="Times New Roman" w:cs="Times New Roman"/>
         </w:rPr>
         <w:t>color</w:t>
       </w:r>
@@ -1919,6 +2048,7 @@
       <w:r>
         <w:rPr>
           <w:rStyle w:val="HTMLCode"/>
+          <w:rFonts w:ascii="Times New Roman" w:hAnsi="Times New Roman" w:cs="Times New Roman"/>
         </w:rPr>
         <w:t xml:space="preserve">: </w:t>
       </w:r>
@@ -1926,6 +2056,7 @@
       <w:r>
         <w:rPr>
           <w:rStyle w:val="HTMLCode"/>
+          <w:rFonts w:ascii="Times New Roman" w:hAnsi="Times New Roman" w:cs="Times New Roman"/>
         </w:rPr>
         <w:t>var</w:t>
       </w:r>
@@ -1933,6 +2064,7 @@
       <w:r>
         <w:rPr>
           <w:rStyle w:val="HTMLCode"/>
+          <w:rFonts w:ascii="Times New Roman" w:hAnsi="Times New Roman" w:cs="Times New Roman"/>
         </w:rPr>
         <w:t>(--link-</w:t>
       </w:r>
@@ -1940,6 +2072,7 @@
       <w:r>
         <w:rPr>
           <w:rStyle w:val="HTMLCode"/>
+          <w:rFonts w:ascii="Times New Roman" w:hAnsi="Times New Roman" w:cs="Times New Roman"/>
         </w:rPr>
         <w:t>color</w:t>
       </w:r>
@@ -1947,25 +2080,36 @@
       <w:r>
         <w:rPr>
           <w:rStyle w:val="HTMLCode"/>
+          <w:rFonts w:ascii="Times New Roman" w:hAnsi="Times New Roman" w:cs="Times New Roman"/>
         </w:rPr>
         <w:t>); }</w:t>
       </w:r>
     </w:p>
     <w:p>
-      <w:r>
+      <w:pPr>
+        <w:rPr>
+          <w:rFonts w:ascii="Times New Roman" w:hAnsi="Times New Roman" w:cs="Times New Roman"/>
+        </w:rPr>
+      </w:pPr>
+      <w:r>
+        <w:rPr>
+          <w:rFonts w:ascii="Times New Roman" w:hAnsi="Times New Roman" w:cs="Times New Roman"/>
+        </w:rPr>
         <w:pict>
-          <v:rect id="_x0000_i1038" style="width:0;height:1.5pt" o:hralign="center" o:hrstd="t" o:hr="t" fillcolor="#a0a0a0" stroked="f"/>
+          <v:rect id="_x0000_i1030" style="width:0;height:1.5pt" o:hralign="center" o:hrstd="t" o:hr="t" fillcolor="#a0a0a0" stroked="f"/>
         </w:pict>
       </w:r>
     </w:p>
     <w:p>
       <w:pPr>
         <w:pStyle w:val="Heading3"/>
-      </w:pPr>
-      <w:r>
-        <w:rPr>
-          <w:rStyle w:val="Strong"/>
-          <w:b/>
+        <w:rPr>
+          <w:b w:val="0"/>
+        </w:rPr>
+      </w:pPr>
+      <w:r>
+        <w:rPr>
+          <w:rStyle w:val="Strong"/>
           <w:bCs/>
         </w:rPr>
         <w:t>CSS Properties You Used</w:t>
@@ -1982,6 +2126,7 @@
       <w:r>
         <w:rPr>
           <w:rStyle w:val="Strong"/>
+          <w:b w:val="0"/>
         </w:rPr>
         <w:t>Spacing &amp; Box Model:</w:t>
       </w:r>
@@ -1997,6 +2142,7 @@
       <w:r>
         <w:rPr>
           <w:rStyle w:val="HTMLCode"/>
+          <w:rFonts w:ascii="Times New Roman" w:hAnsi="Times New Roman" w:cs="Times New Roman"/>
         </w:rPr>
         <w:t>padding</w:t>
       </w:r>
@@ -2006,6 +2152,7 @@
       <w:r>
         <w:rPr>
           <w:rStyle w:val="HTMLCode"/>
+          <w:rFonts w:ascii="Times New Roman" w:hAnsi="Times New Roman" w:cs="Times New Roman"/>
         </w:rPr>
         <w:t>margin</w:t>
       </w:r>
@@ -2015,6 +2162,7 @@
       <w:r>
         <w:rPr>
           <w:rStyle w:val="HTMLCode"/>
+          <w:rFonts w:ascii="Times New Roman" w:hAnsi="Times New Roman" w:cs="Times New Roman"/>
         </w:rPr>
         <w:t>border</w:t>
       </w:r>
@@ -2024,6 +2172,7 @@
       <w:r>
         <w:rPr>
           <w:rStyle w:val="HTMLCode"/>
+          <w:rFonts w:ascii="Times New Roman" w:hAnsi="Times New Roman" w:cs="Times New Roman"/>
         </w:rPr>
         <w:t>box-sizing</w:t>
       </w:r>
@@ -2040,6 +2189,7 @@
       <w:r>
         <w:rPr>
           <w:rStyle w:val="Strong"/>
+          <w:b w:val="0"/>
         </w:rPr>
         <w:t>Color</w:t>
       </w:r>
@@ -2047,11 +2197,10 @@
       <w:r>
         <w:rPr>
           <w:rStyle w:val="Strong"/>
+          <w:b w:val="0"/>
         </w:rPr>
         <w:t xml:space="preserve"> &amp; Background:</w:t>
       </w:r>
-      <w:bookmarkStart w:id="0" w:name="_GoBack"/>
-      <w:bookmarkEnd w:id="0"/>
     </w:p>
     <w:p>
       <w:pPr>
@@ -2065,6 +2214,7 @@
       <w:r>
         <w:rPr>
           <w:rStyle w:val="HTMLCode"/>
+          <w:rFonts w:ascii="Times New Roman" w:hAnsi="Times New Roman" w:cs="Times New Roman"/>
         </w:rPr>
         <w:t>color</w:t>
       </w:r>
@@ -2075,6 +2225,7 @@
       <w:r>
         <w:rPr>
           <w:rStyle w:val="HTMLCode"/>
+          <w:rFonts w:ascii="Times New Roman" w:hAnsi="Times New Roman" w:cs="Times New Roman"/>
         </w:rPr>
         <w:t>background-</w:t>
       </w:r>
@@ -2082,6 +2233,7 @@
       <w:r>
         <w:rPr>
           <w:rStyle w:val="HTMLCode"/>
+          <w:rFonts w:ascii="Times New Roman" w:hAnsi="Times New Roman" w:cs="Times New Roman"/>
         </w:rPr>
         <w:t>color</w:t>
       </w:r>
@@ -2098,6 +2250,7 @@
       <w:r>
         <w:rPr>
           <w:rStyle w:val="Strong"/>
+          <w:b w:val="0"/>
         </w:rPr>
         <w:t>Layout &amp; Alignment:</w:t>
       </w:r>
@@ -2113,6 +2266,7 @@
       <w:r>
         <w:rPr>
           <w:rStyle w:val="HTMLCode"/>
+          <w:rFonts w:ascii="Times New Roman" w:hAnsi="Times New Roman" w:cs="Times New Roman"/>
         </w:rPr>
         <w:t>display: flex</w:t>
       </w:r>
@@ -2122,6 +2276,7 @@
       <w:r>
         <w:rPr>
           <w:rStyle w:val="HTMLCode"/>
+          <w:rFonts w:ascii="Times New Roman" w:hAnsi="Times New Roman" w:cs="Times New Roman"/>
         </w:rPr>
         <w:t>justify-content</w:t>
       </w:r>
@@ -2131,6 +2286,7 @@
       <w:r>
         <w:rPr>
           <w:rStyle w:val="HTMLCode"/>
+          <w:rFonts w:ascii="Times New Roman" w:hAnsi="Times New Roman" w:cs="Times New Roman"/>
         </w:rPr>
         <w:t>align-items</w:t>
       </w:r>
@@ -2140,6 +2296,7 @@
       <w:r>
         <w:rPr>
           <w:rStyle w:val="HTMLCode"/>
+          <w:rFonts w:ascii="Times New Roman" w:hAnsi="Times New Roman" w:cs="Times New Roman"/>
         </w:rPr>
         <w:t>gap</w:t>
       </w:r>
@@ -2149,6 +2306,7 @@
       <w:r>
         <w:rPr>
           <w:rStyle w:val="HTMLCode"/>
+          <w:rFonts w:ascii="Times New Roman" w:hAnsi="Times New Roman" w:cs="Times New Roman"/>
         </w:rPr>
         <w:t>text-align</w:t>
       </w:r>
@@ -2164,6 +2322,7 @@
       <w:r>
         <w:rPr>
           <w:rStyle w:val="HTMLCode"/>
+          <w:rFonts w:ascii="Times New Roman" w:hAnsi="Times New Roman" w:cs="Times New Roman"/>
         </w:rPr>
         <w:t>inline-block</w:t>
       </w:r>
@@ -2173,6 +2332,7 @@
       <w:r>
         <w:rPr>
           <w:rStyle w:val="HTMLCode"/>
+          <w:rFonts w:ascii="Times New Roman" w:hAnsi="Times New Roman" w:cs="Times New Roman"/>
         </w:rPr>
         <w:t>flex-direction</w:t>
       </w:r>
@@ -2182,6 +2342,7 @@
       <w:r>
         <w:rPr>
           <w:rStyle w:val="HTMLCode"/>
+          <w:rFonts w:ascii="Times New Roman" w:hAnsi="Times New Roman" w:cs="Times New Roman"/>
         </w:rPr>
         <w:t>flex-wrap</w:t>
       </w:r>
@@ -2197,6 +2358,7 @@
       <w:r>
         <w:rPr>
           <w:rStyle w:val="Strong"/>
+          <w:b w:val="0"/>
         </w:rPr>
         <w:t>Typography:</w:t>
       </w:r>
@@ -2212,6 +2374,7 @@
       <w:r>
         <w:rPr>
           <w:rStyle w:val="HTMLCode"/>
+          <w:rFonts w:ascii="Times New Roman" w:hAnsi="Times New Roman" w:cs="Times New Roman"/>
         </w:rPr>
         <w:t>font-family</w:t>
       </w:r>
@@ -2221,6 +2384,7 @@
       <w:r>
         <w:rPr>
           <w:rStyle w:val="HTMLCode"/>
+          <w:rFonts w:ascii="Times New Roman" w:hAnsi="Times New Roman" w:cs="Times New Roman"/>
         </w:rPr>
         <w:t>font-size</w:t>
       </w:r>
@@ -2230,6 +2394,7 @@
       <w:r>
         <w:rPr>
           <w:rStyle w:val="HTMLCode"/>
+          <w:rFonts w:ascii="Times New Roman" w:hAnsi="Times New Roman" w:cs="Times New Roman"/>
         </w:rPr>
         <w:t>font-weight</w:t>
       </w:r>
@@ -2239,6 +2404,7 @@
       <w:r>
         <w:rPr>
           <w:rStyle w:val="HTMLCode"/>
+          <w:rFonts w:ascii="Times New Roman" w:hAnsi="Times New Roman" w:cs="Times New Roman"/>
         </w:rPr>
         <w:t>text-decoration</w:t>
       </w:r>
@@ -2254,6 +2420,7 @@
       <w:r>
         <w:rPr>
           <w:rStyle w:val="Strong"/>
+          <w:b w:val="0"/>
         </w:rPr>
         <w:t>Buttons &amp; Hover Effects:</w:t>
       </w:r>
@@ -2270,6 +2437,7 @@
       <w:r>
         <w:rPr>
           <w:rStyle w:val="HTMLCode"/>
+          <w:rFonts w:ascii="Times New Roman" w:hAnsi="Times New Roman" w:cs="Times New Roman"/>
         </w:rPr>
         <w:t>:hover</w:t>
       </w:r>
@@ -2294,6 +2462,7 @@
       <w:r>
         <w:rPr>
           <w:rStyle w:val="HTMLCode"/>
+          <w:rFonts w:ascii="Times New Roman" w:hAnsi="Times New Roman" w:cs="Times New Roman"/>
         </w:rPr>
         <w:t>a:hover</w:t>
       </w:r>
@@ -2319,6 +2488,7 @@
       <w:r>
         <w:rPr>
           <w:rStyle w:val="HTMLCode"/>
+          <w:rFonts w:ascii="Times New Roman" w:hAnsi="Times New Roman" w:cs="Times New Roman"/>
         </w:rPr>
         <w:t>button:hover</w:t>
       </w:r>
@@ -2330,6 +2500,7 @@
       <w:r>
         <w:rPr>
           <w:rStyle w:val="HTMLCode"/>
+          <w:rFonts w:ascii="Times New Roman" w:hAnsi="Times New Roman" w:cs="Times New Roman"/>
         </w:rPr>
         <w:t>input[type="submit"]:hover</w:t>
       </w:r>
@@ -2360,6 +2531,7 @@
       <w:r>
         <w:rPr>
           <w:rStyle w:val="Strong"/>
+          <w:b w:val="0"/>
         </w:rPr>
         <w:t>Border &amp; Radius:</w:t>
       </w:r>
@@ -2375,6 +2547,7 @@
       <w:r>
         <w:rPr>
           <w:rStyle w:val="HTMLCode"/>
+          <w:rFonts w:ascii="Times New Roman" w:hAnsi="Times New Roman" w:cs="Times New Roman"/>
         </w:rPr>
         <w:t>border</w:t>
       </w:r>
@@ -2384,6 +2557,7 @@
       <w:r>
         <w:rPr>
           <w:rStyle w:val="HTMLCode"/>
+          <w:rFonts w:ascii="Times New Roman" w:hAnsi="Times New Roman" w:cs="Times New Roman"/>
         </w:rPr>
         <w:t>border-radius</w:t>
       </w:r>
@@ -2392,18 +2566,30 @@
       </w:r>
     </w:p>
     <w:p>
-      <w:r>
+      <w:pPr>
+        <w:rPr>
+          <w:rFonts w:ascii="Times New Roman" w:hAnsi="Times New Roman" w:cs="Times New Roman"/>
+        </w:rPr>
+      </w:pPr>
+      <w:r>
+        <w:rPr>
+          <w:rFonts w:ascii="Times New Roman" w:hAnsi="Times New Roman" w:cs="Times New Roman"/>
+        </w:rPr>
         <w:pict>
-          <v:rect id="_x0000_i1039" style="width:0;height:1.5pt" o:hralign="center" o:hrstd="t" o:hr="t" fillcolor="#a0a0a0" stroked="f"/>
+          <v:rect id="_x0000_i1031" style="width:0;height:1.5pt" o:hralign="center" o:hrstd="t" o:hr="t" fillcolor="#a0a0a0" stroked="f"/>
         </w:pict>
       </w:r>
       <w:r>
+        <w:rPr>
+          <w:rFonts w:ascii="Times New Roman" w:hAnsi="Times New Roman" w:cs="Times New Roman"/>
+        </w:rPr>
         <w:t xml:space="preserve"> </w:t>
       </w:r>
       <w:r>
         <w:rPr>
           <w:rStyle w:val="Strong"/>
           <w:rFonts w:ascii="Times New Roman" w:hAnsi="Times New Roman" w:cs="Times New Roman"/>
+          <w:b w:val="0"/>
           <w:bCs w:val="0"/>
           <w:sz w:val="28"/>
           <w:szCs w:val="28"/>
@@ -2434,6 +2620,7 @@
       <w:r>
         <w:rPr>
           <w:rStyle w:val="HTMLCode"/>
+          <w:rFonts w:ascii="Times New Roman" w:hAnsi="Times New Roman" w:cs="Times New Roman"/>
         </w:rPr>
         <w:t>background-</w:t>
       </w:r>
@@ -2441,6 +2628,7 @@
       <w:r>
         <w:rPr>
           <w:rStyle w:val="HTMLCode"/>
+          <w:rFonts w:ascii="Times New Roman" w:hAnsi="Times New Roman" w:cs="Times New Roman"/>
         </w:rPr>
         <w:t>color</w:t>
       </w:r>
@@ -2451,6 +2639,7 @@
       <w:r>
         <w:rPr>
           <w:rStyle w:val="HTMLCode"/>
+          <w:rFonts w:ascii="Times New Roman" w:hAnsi="Times New Roman" w:cs="Times New Roman"/>
         </w:rPr>
         <w:t xml:space="preserve">text-align: </w:t>
       </w:r>
@@ -2458,6 +2647,7 @@
       <w:r>
         <w:rPr>
           <w:rStyle w:val="HTMLCode"/>
+          <w:rFonts w:ascii="Times New Roman" w:hAnsi="Times New Roman" w:cs="Times New Roman"/>
         </w:rPr>
         <w:t>center</w:t>
       </w:r>
@@ -2468,6 +2658,7 @@
       <w:r>
         <w:rPr>
           <w:rStyle w:val="HTMLCode"/>
+          <w:rFonts w:ascii="Times New Roman" w:hAnsi="Times New Roman" w:cs="Times New Roman"/>
         </w:rPr>
         <w:t>padding</w:t>
       </w:r>
@@ -2498,6 +2689,7 @@
       <w:r>
         <w:rPr>
           <w:rStyle w:val="HTMLCode"/>
+          <w:rFonts w:ascii="Times New Roman" w:hAnsi="Times New Roman" w:cs="Times New Roman"/>
         </w:rPr>
         <w:t>submit</w:t>
       </w:r>

--- a/Portfolio Document.docx
+++ b/Portfolio Document.docx
@@ -139,7 +139,6 @@
         </w:rPr>
         <w:t xml:space="preserve">, with a clean and modern UI design created using tools like </w:t>
       </w:r>
-      <w:proofErr w:type="spellStart"/>
       <w:r>
         <w:rPr>
           <w:rStyle w:val="Strong"/>
@@ -150,7 +149,6 @@
         </w:rPr>
         <w:t>Figma</w:t>
       </w:r>
-      <w:proofErr w:type="spellEnd"/>
       <w:r>
         <w:rPr>
           <w:rFonts w:ascii="Times New Roman" w:hAnsi="Times New Roman" w:cs="Times New Roman"/>
@@ -1839,12 +1837,7 @@
         <w:pStyle w:val="NormalWeb"/>
       </w:pPr>
       <w:r>
-        <w:t>These variables help in m</w:t>
-      </w:r>
-      <w:bookmarkStart w:id="0" w:name="_GoBack"/>
-      <w:bookmarkEnd w:id="0"/>
-      <w:r>
-        <w:t>aintaining consistent styling and easy theme changes.</w:t>
+        <w:t>These variables help in maintaining consistent styling and easy theme changes.</w:t>
       </w:r>
     </w:p>
     <w:p>
@@ -2674,6 +2667,11 @@
       <w:r>
         <w:t>Copyright</w:t>
       </w:r>
+      <w:r>
+        <w:t>.</w:t>
+      </w:r>
+      <w:bookmarkStart w:id="0" w:name="_GoBack"/>
+      <w:bookmarkEnd w:id="0"/>
     </w:p>
     <w:p>
       <w:pPr>
